--- a/paid-workshop-assets/phase2b/Paid_Workshop_Facilitator_Guide_v1.2.docx
+++ b/paid-workshop-assets/phase2b/Paid_Workshop_Facilitator_Guide_v1.2.docx
@@ -15041,7 +15041,7 @@
               <w:rPr>
                 <w:sz w:val="19"/>
               </w:rPr>
-              <w:t>Within 24 hours: write up anonymized room-level counts (including all three sensitivity-check counts) while fresh; send the Field Kit and Complete Session Record immediately. Record no workbook responses, no employer names, no third-party names. FIRST SOLO DELIVERY HAS NO RECORDING, so there is no replay to send — do not reference a replay in any post-session task.</w:t>
+              <w:t>Within 24 hours, complete the anonymized room-level capture sheet while the delivery is fresh, including the approved sensitivity and movement measures. Send the Field Kit and Complete Session Record immediately. Record no workbook responses, no employer names, no third-party names. FIRST SOLO DELIVERY HAS NO RECORDING, so there is no replay to send — do not reference a replay in any post-session task.</w:t>
             </w:r>
           </w:p>
         </w:tc>
